--- a/诉讼文书模板/8-公函模板.docx
+++ b/诉讼文书模板/8-公函模板.docx
@@ -22,9 +22,6 @@
     <w:p>
       <w:pPr>
         <w:pStyle w:val="1"/>
-        <w:rPr>
-          <w:rFonts w:hint="eastAsia"/>
-        </w:rPr>
       </w:pPr>
       <w:r>
         <w:rPr>
@@ -50,46 +47,65 @@
         <w:ind w:firstLineChars="0" w:firstLine="0"/>
         <w:jc w:val="right"/>
         <w:rPr>
-          <w:rFonts w:hint="eastAsia"/>
-          <w:szCs w:val="24"/>
+          <w:rFonts w:ascii="黑体" w:eastAsia="黑体" w:hAnsi="黑体"/>
+          <w:b/>
+          <w:bCs/>
+          <w:sz w:val="21"/>
+          <w:szCs w:val="21"/>
         </w:rPr>
       </w:pPr>
       <w:r>
         <w:rPr>
-          <w:rFonts w:hint="eastAsia"/>
-          <w:szCs w:val="24"/>
-        </w:rPr>
-        <w:t>{</w:t>
-      </w:r>
-      <w:r>
-        <w:rPr>
-          <w:szCs w:val="24"/>
-        </w:rPr>
-        <w:t>case number</w:t>
-      </w:r>
-      <w:r>
-        <w:rPr>
-          <w:rFonts w:hint="eastAsia"/>
-          <w:szCs w:val="24"/>
-        </w:rPr>
-        <w:t>}</w:t>
+          <w:rFonts w:ascii="黑体" w:eastAsia="黑体" w:hAnsi="黑体"/>
+          <w:b/>
+          <w:bCs/>
+          <w:sz w:val="21"/>
+          <w:szCs w:val="21"/>
+        </w:rPr>
+        <w:t>（2026）</w:t>
+      </w:r>
+      <w:proofErr w:type="gramStart"/>
+      <w:r>
+        <w:rPr>
+          <w:rFonts w:ascii="黑体" w:eastAsia="黑体" w:hAnsi="黑体"/>
+          <w:b/>
+          <w:bCs/>
+          <w:sz w:val="21"/>
+          <w:szCs w:val="21"/>
+        </w:rPr>
+        <w:t>法东民</w:t>
+      </w:r>
+      <w:proofErr w:type="gramEnd"/>
+      <w:r>
+        <w:rPr>
+          <w:rFonts w:ascii="黑体" w:eastAsia="黑体" w:hAnsi="黑体"/>
+          <w:b/>
+          <w:bCs/>
+          <w:sz w:val="21"/>
+          <w:szCs w:val="21"/>
+        </w:rPr>
+        <w:t>字第0000号</w:t>
       </w:r>
     </w:p>
     <w:p>
       <w:pPr>
         <w:ind w:firstLineChars="0" w:firstLine="0"/>
+        <w:jc w:val="left"/>
       </w:pPr>
     </w:p>
     <w:p>
       <w:pPr>
         <w:ind w:firstLineChars="0" w:firstLine="0"/>
+        <w:jc w:val="left"/>
+        <w:rPr>
+          <w:rFonts w:hint="eastAsia"/>
+        </w:rPr>
       </w:pPr>
     </w:p>
     <w:p>
       <w:pPr>
         <w:ind w:firstLineChars="0" w:firstLine="0"/>
         <w:rPr>
-          <w:rFonts w:hint="eastAsia"/>
           <w:szCs w:val="24"/>
         </w:rPr>
       </w:pPr>
@@ -124,9 +140,6 @@
     <w:p>
       <w:pPr>
         <w:ind w:firstLine="480"/>
-        <w:rPr>
-          <w:rFonts w:hint="eastAsia"/>
-        </w:rPr>
       </w:pPr>
       <w:r>
         <w:rPr>
@@ -168,9 +181,6 @@
     <w:p>
       <w:pPr>
         <w:ind w:firstLine="480"/>
-        <w:rPr>
-          <w:rFonts w:hint="eastAsia"/>
-        </w:rPr>
       </w:pPr>
       <w:r>
         <w:rPr>
@@ -200,7 +210,6 @@
         <w:ind w:firstLineChars="0" w:firstLine="0"/>
         <w:jc w:val="right"/>
         <w:rPr>
-          <w:rFonts w:hint="eastAsia"/>
           <w:szCs w:val="24"/>
         </w:rPr>
       </w:pPr>
@@ -217,7 +226,6 @@
         <w:ind w:firstLineChars="100" w:firstLine="240"/>
         <w:jc w:val="right"/>
         <w:rPr>
-          <w:rFonts w:hint="eastAsia"/>
           <w:szCs w:val="24"/>
         </w:rPr>
       </w:pPr>
@@ -237,6 +245,58 @@
     </w:sectPr>
   </w:body>
 </w:document>
+</file>
+
+<file path=word/endnotes.xml><?xml version="1.0" encoding="utf-8"?>
+<w:endnotes xmlns:wpc="http://schemas.microsoft.com/office/word/2010/wordprocessingCanvas" xmlns:cx="http://schemas.microsoft.com/office/drawing/2014/chartex" xmlns:cx1="http://schemas.microsoft.com/office/drawing/2015/9/8/chartex" xmlns:cx2="http://schemas.microsoft.com/office/drawing/2015/10/21/chartex" xmlns:cx3="http://schemas.microsoft.com/office/drawing/2016/5/9/chartex" xmlns:cx4="http://schemas.microsoft.com/office/drawing/2016/5/10/chartex" xmlns:cx5="http://schemas.microsoft.com/office/drawing/2016/5/11/chartex" xmlns:cx6="http://schemas.microsoft.com/office/drawing/2016/5/12/chartex" xmlns:cx7="http://schemas.microsoft.com/office/drawing/2016/5/13/chartex" xmlns:cx8="http://schemas.microsoft.com/office/drawing/2016/5/14/chartex" xmlns:mc="http://schemas.openxmlformats.org/markup-compatibility/2006" xmlns:aink="http://schemas.microsoft.com/office/drawing/2016/ink" xmlns:am3d="http://schemas.microsoft.com/office/drawing/2017/model3d" xmlns:o="urn:schemas-microsoft-com:office:office" xmlns:oel="http://schemas.microsoft.com/office/2019/extlst" xmlns:r="http://schemas.openxmlformats.org/officeDocument/2006/relationships" xmlns:m="http://schemas.openxmlformats.org/officeDocument/2006/math" xmlns:v="urn:schemas-microsoft-com:vml" xmlns:wp14="http://schemas.microsoft.com/office/word/2010/wordprocessingDrawing" xmlns:wp="http://schemas.openxmlformats.org/drawingml/2006/wordprocessingDrawing" xmlns:w10="urn:schemas-microsoft-com:office:word" xmlns:w="http://schemas.openxmlformats.org/wordprocessingml/2006/main" xmlns:w14="http://schemas.microsoft.com/office/word/2010/wordml" xmlns:w15="http://schemas.microsoft.com/office/word/2012/wordml" xmlns:w16cex="http://schemas.microsoft.com/office/word/2018/wordml/cex" xmlns:w16cid="http://schemas.microsoft.com/office/word/2016/wordml/cid" xmlns:w16="http://schemas.microsoft.com/office/word/2018/wordml" xmlns:w16du="http://schemas.microsoft.com/office/word/2023/wordml/word16du" xmlns:w16sdtdh="http://schemas.microsoft.com/office/word/2020/wordml/sdtdatahash" xmlns:w16sdtfl="http://schemas.microsoft.com/office/word/2024/wordml/sdtformatlock" xmlns:w16se="http://schemas.microsoft.com/office/word/2015/wordml/symex" xmlns:wpg="http://schemas.microsoft.com/office/word/2010/wordprocessingGroup" xmlns:wpi="http://schemas.microsoft.com/office/word/2010/wordprocessingInk" xmlns:wne="http://schemas.microsoft.com/office/word/2006/wordml" xmlns:wps="http://schemas.microsoft.com/office/word/2010/wordprocessingShape" mc:Ignorable="w14 w15 w16se w16cid w16 w16cex w16sdtdh w16sdtfl w16du wp14">
+  <w:endnote w:type="separator" w:id="-1">
+    <w:p>
+      <w:pPr>
+        <w:spacing w:line="240" w:lineRule="auto"/>
+        <w:ind w:firstLine="480"/>
+      </w:pPr>
+      <w:r>
+        <w:separator/>
+      </w:r>
+    </w:p>
+  </w:endnote>
+  <w:endnote w:type="continuationSeparator" w:id="0">
+    <w:p>
+      <w:pPr>
+        <w:spacing w:line="240" w:lineRule="auto"/>
+        <w:ind w:firstLine="480"/>
+      </w:pPr>
+      <w:r>
+        <w:continuationSeparator/>
+      </w:r>
+    </w:p>
+  </w:endnote>
+</w:endnotes>
+</file>
+
+<file path=word/footnotes.xml><?xml version="1.0" encoding="utf-8"?>
+<w:footnotes xmlns:wpc="http://schemas.microsoft.com/office/word/2010/wordprocessingCanvas" xmlns:cx="http://schemas.microsoft.com/office/drawing/2014/chartex" xmlns:cx1="http://schemas.microsoft.com/office/drawing/2015/9/8/chartex" xmlns:cx2="http://schemas.microsoft.com/office/drawing/2015/10/21/chartex" xmlns:cx3="http://schemas.microsoft.com/office/drawing/2016/5/9/chartex" xmlns:cx4="http://schemas.microsoft.com/office/drawing/2016/5/10/chartex" xmlns:cx5="http://schemas.microsoft.com/office/drawing/2016/5/11/chartex" xmlns:cx6="http://schemas.microsoft.com/office/drawing/2016/5/12/chartex" xmlns:cx7="http://schemas.microsoft.com/office/drawing/2016/5/13/chartex" xmlns:cx8="http://schemas.microsoft.com/office/drawing/2016/5/14/chartex" xmlns:mc="http://schemas.openxmlformats.org/markup-compatibility/2006" xmlns:aink="http://schemas.microsoft.com/office/drawing/2016/ink" xmlns:am3d="http://schemas.microsoft.com/office/drawing/2017/model3d" xmlns:o="urn:schemas-microsoft-com:office:office" xmlns:oel="http://schemas.microsoft.com/office/2019/extlst" xmlns:r="http://schemas.openxmlformats.org/officeDocument/2006/relationships" xmlns:m="http://schemas.openxmlformats.org/officeDocument/2006/math" xmlns:v="urn:schemas-microsoft-com:vml" xmlns:wp14="http://schemas.microsoft.com/office/word/2010/wordprocessingDrawing" xmlns:wp="http://schemas.openxmlformats.org/drawingml/2006/wordprocessingDrawing" xmlns:w10="urn:schemas-microsoft-com:office:word" xmlns:w="http://schemas.openxmlformats.org/wordprocessingml/2006/main" xmlns:w14="http://schemas.microsoft.com/office/word/2010/wordml" xmlns:w15="http://schemas.microsoft.com/office/word/2012/wordml" xmlns:w16cex="http://schemas.microsoft.com/office/word/2018/wordml/cex" xmlns:w16cid="http://schemas.microsoft.com/office/word/2016/wordml/cid" xmlns:w16="http://schemas.microsoft.com/office/word/2018/wordml" xmlns:w16du="http://schemas.microsoft.com/office/word/2023/wordml/word16du" xmlns:w16sdtdh="http://schemas.microsoft.com/office/word/2020/wordml/sdtdatahash" xmlns:w16sdtfl="http://schemas.microsoft.com/office/word/2024/wordml/sdtformatlock" xmlns:w16se="http://schemas.microsoft.com/office/word/2015/wordml/symex" xmlns:wpg="http://schemas.microsoft.com/office/word/2010/wordprocessingGroup" xmlns:wpi="http://schemas.microsoft.com/office/word/2010/wordprocessingInk" xmlns:wne="http://schemas.microsoft.com/office/word/2006/wordml" xmlns:wps="http://schemas.microsoft.com/office/word/2010/wordprocessingShape" mc:Ignorable="w14 w15 w16se w16cid w16 w16cex w16sdtdh w16sdtfl w16du wp14">
+  <w:footnote w:type="separator" w:id="-1">
+    <w:p>
+      <w:pPr>
+        <w:ind w:firstLine="480"/>
+      </w:pPr>
+      <w:r>
+        <w:separator/>
+      </w:r>
+    </w:p>
+  </w:footnote>
+  <w:footnote w:type="continuationSeparator" w:id="0">
+    <w:p>
+      <w:pPr>
+        <w:ind w:firstLine="480"/>
+      </w:pPr>
+      <w:r>
+        <w:continuationSeparator/>
+      </w:r>
+    </w:p>
+  </w:footnote>
+</w:footnotes>
 </file>
 
 <file path=word/styles.xml><?xml version="1.0" encoding="utf-8"?>
@@ -253,14 +313,14 @@
   <w:latentStyles w:defLockedState="0" w:defUIPriority="99" w:defSemiHidden="0" w:defUnhideWhenUsed="0" w:defQFormat="0" w:count="376">
     <w:lsdException w:name="Normal" w:uiPriority="0" w:qFormat="1"/>
     <w:lsdException w:name="heading 1" w:uiPriority="0" w:qFormat="1"/>
-    <w:lsdException w:name="heading 2" w:semiHidden="1" w:uiPriority="0" w:unhideWhenUsed="1" w:qFormat="1"/>
-    <w:lsdException w:name="heading 3" w:semiHidden="1" w:uiPriority="0" w:unhideWhenUsed="1" w:qFormat="1"/>
+    <w:lsdException w:name="heading 2" w:uiPriority="0" w:qFormat="1"/>
+    <w:lsdException w:name="heading 3" w:uiPriority="0" w:qFormat="1"/>
     <w:lsdException w:name="heading 4" w:semiHidden="1" w:uiPriority="0" w:unhideWhenUsed="1" w:qFormat="1"/>
     <w:lsdException w:name="heading 5" w:semiHidden="1" w:uiPriority="0" w:unhideWhenUsed="1" w:qFormat="1"/>
     <w:lsdException w:name="heading 6" w:semiHidden="1" w:uiPriority="0" w:unhideWhenUsed="1" w:qFormat="1"/>
     <w:lsdException w:name="heading 7" w:semiHidden="1" w:uiPriority="0" w:unhideWhenUsed="1" w:qFormat="1"/>
     <w:lsdException w:name="heading 8" w:semiHidden="1" w:uiPriority="0" w:unhideWhenUsed="1" w:qFormat="1"/>
-    <w:lsdException w:name="heading 9" w:semiHidden="1" w:uiPriority="0" w:unhideWhenUsed="1" w:qFormat="1"/>
+    <w:lsdException w:name="heading 9" w:uiPriority="0" w:qFormat="1"/>
     <w:lsdException w:name="index 1" w:semiHidden="1" w:unhideWhenUsed="1"/>
     <w:lsdException w:name="index 2" w:semiHidden="1" w:unhideWhenUsed="1"/>
     <w:lsdException w:name="index 3" w:semiHidden="1" w:unhideWhenUsed="1"/>
@@ -277,13 +337,13 @@
     <w:lsdException w:name="toc 5" w:semiHidden="1" w:uiPriority="39" w:unhideWhenUsed="1"/>
     <w:lsdException w:name="toc 6" w:semiHidden="1" w:uiPriority="39" w:unhideWhenUsed="1"/>
     <w:lsdException w:name="toc 7" w:semiHidden="1" w:uiPriority="39" w:unhideWhenUsed="1"/>
-    <w:lsdException w:name="toc 8" w:semiHidden="1" w:uiPriority="0" w:unhideWhenUsed="1" w:qFormat="1"/>
+    <w:lsdException w:name="toc 8" w:uiPriority="0" w:qFormat="1"/>
     <w:lsdException w:name="toc 9" w:semiHidden="1" w:uiPriority="39" w:unhideWhenUsed="1"/>
-    <w:lsdException w:name="Normal Indent" w:semiHidden="1" w:uiPriority="0" w:unhideWhenUsed="1" w:qFormat="1"/>
+    <w:lsdException w:name="Normal Indent" w:uiPriority="0" w:qFormat="1"/>
     <w:lsdException w:name="footnote text" w:semiHidden="1" w:unhideWhenUsed="1"/>
     <w:lsdException w:name="annotation text" w:semiHidden="1" w:unhideWhenUsed="1"/>
-    <w:lsdException w:name="header" w:semiHidden="1" w:uiPriority="0" w:unhideWhenUsed="1" w:qFormat="1"/>
-    <w:lsdException w:name="footer" w:semiHidden="1" w:unhideWhenUsed="1" w:qFormat="1"/>
+    <w:lsdException w:name="header" w:uiPriority="0" w:qFormat="1"/>
+    <w:lsdException w:name="footer" w:qFormat="1"/>
     <w:lsdException w:name="index heading" w:semiHidden="1" w:unhideWhenUsed="1"/>
     <w:lsdException w:name="caption" w:semiHidden="1" w:uiPriority="0" w:unhideWhenUsed="1" w:qFormat="1"/>
     <w:lsdException w:name="table of figures" w:semiHidden="1" w:unhideWhenUsed="1"/>
@@ -292,7 +352,7 @@
     <w:lsdException w:name="footnote reference" w:semiHidden="1" w:unhideWhenUsed="1"/>
     <w:lsdException w:name="annotation reference" w:semiHidden="1" w:unhideWhenUsed="1"/>
     <w:lsdException w:name="line number" w:semiHidden="1" w:unhideWhenUsed="1"/>
-    <w:lsdException w:name="page number" w:semiHidden="1" w:uiPriority="0" w:unhideWhenUsed="1" w:qFormat="1"/>
+    <w:lsdException w:name="page number" w:uiPriority="0" w:qFormat="1"/>
     <w:lsdException w:name="endnote reference" w:semiHidden="1" w:unhideWhenUsed="1"/>
     <w:lsdException w:name="endnote text" w:semiHidden="1" w:unhideWhenUsed="1"/>
     <w:lsdException w:name="table of authorities" w:semiHidden="1" w:unhideWhenUsed="1"/>
@@ -317,8 +377,8 @@
     <w:lsdException w:name="Closing" w:semiHidden="1" w:unhideWhenUsed="1"/>
     <w:lsdException w:name="Signature" w:semiHidden="1" w:unhideWhenUsed="1"/>
     <w:lsdException w:name="Default Paragraph Font" w:semiHidden="1" w:uiPriority="1" w:unhideWhenUsed="1"/>
-    <w:lsdException w:name="Body Text" w:semiHidden="1" w:unhideWhenUsed="1" w:qFormat="1"/>
-    <w:lsdException w:name="Body Text Indent" w:semiHidden="1" w:uiPriority="0" w:unhideWhenUsed="1" w:qFormat="1"/>
+    <w:lsdException w:name="Body Text" w:unhideWhenUsed="1" w:qFormat="1"/>
+    <w:lsdException w:name="Body Text Indent" w:uiPriority="0" w:qFormat="1"/>
     <w:lsdException w:name="List Continue" w:semiHidden="1" w:unhideWhenUsed="1"/>
     <w:lsdException w:name="List Continue 2" w:semiHidden="1" w:unhideWhenUsed="1"/>
     <w:lsdException w:name="List Continue 3" w:semiHidden="1" w:unhideWhenUsed="1"/>
@@ -336,7 +396,7 @@
     <w:lsdException w:name="Body Text Indent 2" w:semiHidden="1" w:unhideWhenUsed="1"/>
     <w:lsdException w:name="Body Text Indent 3" w:semiHidden="1" w:unhideWhenUsed="1"/>
     <w:lsdException w:name="Block Text" w:semiHidden="1" w:unhideWhenUsed="1"/>
-    <w:lsdException w:name="Hyperlink" w:semiHidden="1" w:uiPriority="0" w:unhideWhenUsed="1" w:qFormat="1"/>
+    <w:lsdException w:name="Hyperlink" w:uiPriority="0" w:unhideWhenUsed="1" w:qFormat="1"/>
     <w:lsdException w:name="FollowedHyperlink" w:semiHidden="1" w:unhideWhenUsed="1"/>
     <w:lsdException w:name="Strong" w:uiPriority="0" w:qFormat="1"/>
     <w:lsdException w:name="Emphasis" w:uiPriority="0" w:qFormat="1"/>
@@ -404,11 +464,11 @@
     <w:lsdException w:name="Table Web 1" w:semiHidden="1" w:unhideWhenUsed="1"/>
     <w:lsdException w:name="Table Web 2" w:semiHidden="1" w:unhideWhenUsed="1"/>
     <w:lsdException w:name="Table Web 3" w:semiHidden="1" w:unhideWhenUsed="1"/>
-    <w:lsdException w:name="Balloon Text" w:semiHidden="1" w:uiPriority="0" w:unhideWhenUsed="1" w:qFormat="1"/>
+    <w:lsdException w:name="Balloon Text" w:uiPriority="0" w:qFormat="1"/>
     <w:lsdException w:name="Table Grid" w:uiPriority="39"/>
     <w:lsdException w:name="Table Theme" w:semiHidden="1" w:unhideWhenUsed="1"/>
-    <w:lsdException w:name="Placeholder Text" w:semiHidden="1"/>
-    <w:lsdException w:name="No Spacing" w:uiPriority="1"/>
+    <w:lsdException w:name="Placeholder Text" w:semiHidden="1" w:unhideWhenUsed="1"/>
+    <w:lsdException w:name="No Spacing" w:semiHidden="1" w:unhideWhenUsed="1"/>
     <w:lsdException w:name="Light Shading" w:uiPriority="60"/>
     <w:lsdException w:name="Light List" w:uiPriority="61"/>
     <w:lsdException w:name="Light Grid" w:uiPriority="62"/>
@@ -429,8 +489,8 @@
     <w:lsdException w:name="Medium Shading 1 Accent 1" w:uiPriority="63"/>
     <w:lsdException w:name="Medium Shading 2 Accent 1" w:uiPriority="64"/>
     <w:lsdException w:name="Medium List 1 Accent 1" w:uiPriority="65"/>
-    <w:lsdException w:name="Revision" w:semiHidden="1"/>
-    <w:lsdException w:name="List Paragraph" w:qFormat="1"/>
+    <w:lsdException w:name="Revision" w:semiHidden="1" w:unhideWhenUsed="1"/>
+    <w:lsdException w:name="List Paragraph" w:unhideWhenUsed="1" w:qFormat="1"/>
     <w:lsdException w:name="Quote" w:uiPriority="29"/>
     <w:lsdException w:name="Intense Quote" w:uiPriority="30"/>
     <w:lsdException w:name="Medium List 2 Accent 1" w:uiPriority="66"/>
@@ -631,7 +691,6 @@
   <w:style w:type="paragraph" w:default="1" w:styleId="a">
     <w:name w:val="Normal"/>
     <w:qFormat/>
-    <w:rsid w:val="00C64A10"/>
     <w:pPr>
       <w:spacing w:line="360" w:lineRule="auto"/>
       <w:ind w:firstLineChars="200" w:firstLine="200"/>
@@ -648,7 +707,6 @@
     <w:next w:val="a"/>
     <w:link w:val="10"/>
     <w:qFormat/>
-    <w:rsid w:val="00F5565B"/>
     <w:pPr>
       <w:ind w:firstLineChars="0" w:firstLine="0"/>
       <w:jc w:val="center"/>
@@ -666,7 +724,6 @@
     <w:next w:val="a0"/>
     <w:link w:val="20"/>
     <w:qFormat/>
-    <w:rsid w:val="00815093"/>
     <w:pPr>
       <w:outlineLvl w:val="1"/>
     </w:pPr>
@@ -681,7 +738,6 @@
     <w:next w:val="a"/>
     <w:link w:val="30"/>
     <w:qFormat/>
-    <w:rsid w:val="00815093"/>
     <w:pPr>
       <w:ind w:left="1000" w:hanging="400"/>
       <w:jc w:val="both"/>
@@ -700,7 +756,6 @@
     <w:semiHidden/>
     <w:unhideWhenUsed/>
     <w:qFormat/>
-    <w:rsid w:val="009A0D0C"/>
     <w:pPr>
       <w:keepNext/>
       <w:keepLines/>
@@ -722,7 +777,6 @@
     <w:semiHidden/>
     <w:unhideWhenUsed/>
     <w:qFormat/>
-    <w:rsid w:val="009A0D0C"/>
     <w:pPr>
       <w:keepNext/>
       <w:keepLines/>
@@ -743,7 +797,6 @@
     <w:semiHidden/>
     <w:unhideWhenUsed/>
     <w:qFormat/>
-    <w:rsid w:val="009A0D0C"/>
     <w:pPr>
       <w:keepNext/>
       <w:keepLines/>
@@ -765,7 +818,6 @@
     <w:semiHidden/>
     <w:unhideWhenUsed/>
     <w:qFormat/>
-    <w:rsid w:val="009A0D0C"/>
     <w:pPr>
       <w:keepNext/>
       <w:keepLines/>
@@ -787,7 +839,6 @@
     <w:semiHidden/>
     <w:unhideWhenUsed/>
     <w:qFormat/>
-    <w:rsid w:val="009A0D0C"/>
     <w:pPr>
       <w:keepNext/>
       <w:keepLines/>
@@ -803,7 +854,6 @@
     <w:next w:val="a"/>
     <w:link w:val="90"/>
     <w:qFormat/>
-    <w:rsid w:val="00815093"/>
     <w:pPr>
       <w:ind w:left="2200" w:hanging="400"/>
       <w:jc w:val="both"/>
@@ -841,11 +891,160 @@
     <w:semiHidden/>
     <w:unhideWhenUsed/>
   </w:style>
-  <w:style w:type="table" w:customStyle="1" w:styleId="a4">
+  <w:style w:type="paragraph" w:styleId="a0">
+    <w:name w:val="Normal Indent"/>
+    <w:basedOn w:val="a"/>
+    <w:qFormat/>
+    <w:pPr>
+      <w:ind w:firstLine="420"/>
+    </w:pPr>
+  </w:style>
+  <w:style w:type="paragraph" w:styleId="a4">
+    <w:name w:val="Body Text"/>
+    <w:basedOn w:val="a"/>
+    <w:link w:val="a5"/>
+    <w:uiPriority w:val="99"/>
+    <w:unhideWhenUsed/>
+    <w:qFormat/>
+    <w:pPr>
+      <w:spacing w:after="120"/>
+    </w:pPr>
+  </w:style>
+  <w:style w:type="paragraph" w:styleId="a6">
+    <w:name w:val="Body Text Indent"/>
+    <w:basedOn w:val="a"/>
+    <w:link w:val="a7"/>
+    <w:qFormat/>
+    <w:pPr>
+      <w:ind w:firstLine="480"/>
+    </w:pPr>
+    <w:rPr>
+      <w:rFonts w:ascii="宋体" w:hAnsi="宋体"/>
+    </w:rPr>
+  </w:style>
+  <w:style w:type="paragraph" w:styleId="TOC8">
+    <w:name w:val="toc 8"/>
+    <w:basedOn w:val="a"/>
+    <w:next w:val="a"/>
+    <w:qFormat/>
+    <w:pPr>
+      <w:wordWrap w:val="0"/>
+      <w:ind w:left="2550"/>
+    </w:pPr>
+    <w:rPr>
+      <w:rFonts w:ascii="Calibri" w:hAnsi="Calibri"/>
+    </w:rPr>
+  </w:style>
+  <w:style w:type="paragraph" w:styleId="a8">
+    <w:name w:val="Balloon Text"/>
+    <w:basedOn w:val="a"/>
+    <w:link w:val="a9"/>
+    <w:qFormat/>
+    <w:rPr>
+      <w:sz w:val="18"/>
+      <w:szCs w:val="18"/>
+    </w:rPr>
+  </w:style>
+  <w:style w:type="paragraph" w:styleId="aa">
+    <w:name w:val="footer"/>
+    <w:basedOn w:val="a"/>
+    <w:next w:val="TOC8"/>
+    <w:link w:val="ab"/>
+    <w:uiPriority w:val="99"/>
+    <w:qFormat/>
+    <w:rPr>
+      <w:sz w:val="18"/>
+    </w:rPr>
+  </w:style>
+  <w:style w:type="paragraph" w:styleId="ac">
+    <w:name w:val="header"/>
+    <w:basedOn w:val="a"/>
+    <w:next w:val="71"/>
+    <w:link w:val="ad"/>
+    <w:qFormat/>
+    <w:pPr>
+      <w:jc w:val="center"/>
+    </w:pPr>
+    <w:rPr>
+      <w:sz w:val="18"/>
+    </w:rPr>
+  </w:style>
+  <w:style w:type="paragraph" w:customStyle="1" w:styleId="71">
+    <w:name w:val="目录 71"/>
+    <w:next w:val="a"/>
+    <w:qFormat/>
+    <w:pPr>
+      <w:wordWrap w:val="0"/>
+      <w:ind w:left="2125"/>
+      <w:jc w:val="both"/>
+    </w:pPr>
+    <w:rPr>
+      <w:rFonts w:ascii="Times New Roman" w:hAnsi="Times New Roman"/>
+      <w:sz w:val="21"/>
+    </w:rPr>
+  </w:style>
+  <w:style w:type="paragraph" w:styleId="ae">
+    <w:name w:val="Subtitle"/>
+    <w:basedOn w:val="a"/>
+    <w:next w:val="a"/>
+    <w:link w:val="af"/>
+    <w:qFormat/>
+    <w:pPr>
+      <w:spacing w:after="160"/>
+      <w:jc w:val="center"/>
+    </w:pPr>
+    <w:rPr>
+      <w:rFonts w:asciiTheme="majorHAnsi" w:eastAsiaTheme="majorEastAsia" w:hAnsiTheme="majorHAnsi" w:cstheme="majorBidi"/>
+      <w:color w:val="595959" w:themeColor="text1" w:themeTint="A6"/>
+      <w:spacing w:val="15"/>
+      <w:sz w:val="28"/>
+      <w:szCs w:val="28"/>
+    </w:rPr>
+  </w:style>
+  <w:style w:type="paragraph" w:styleId="af0">
+    <w:name w:val="Title"/>
+    <w:basedOn w:val="a"/>
+    <w:next w:val="a"/>
+    <w:link w:val="af1"/>
+    <w:qFormat/>
+    <w:pPr>
+      <w:spacing w:after="80"/>
+      <w:contextualSpacing/>
+      <w:jc w:val="center"/>
+    </w:pPr>
+    <w:rPr>
+      <w:rFonts w:asciiTheme="majorHAnsi" w:eastAsiaTheme="majorEastAsia" w:hAnsiTheme="majorHAnsi" w:cstheme="majorBidi"/>
+      <w:spacing w:val="-10"/>
+      <w:kern w:val="28"/>
+      <w:sz w:val="56"/>
+      <w:szCs w:val="56"/>
+    </w:rPr>
+  </w:style>
+  <w:style w:type="character" w:styleId="af2">
+    <w:name w:val="page number"/>
+    <w:basedOn w:val="a1"/>
+    <w:qFormat/>
+    <w:rPr>
+      <w:sz w:val="20"/>
+    </w:rPr>
+  </w:style>
+  <w:style w:type="character" w:styleId="af3">
+    <w:name w:val="Hyperlink"/>
+    <w:unhideWhenUsed/>
+    <w:qFormat/>
+    <w:rPr>
+      <w:color w:val="0000FF"/>
+      <w:w w:val="100"/>
+      <w:sz w:val="20"/>
+      <w:szCs w:val="20"/>
+      <w:u w:val="single"/>
+      <w:shd w:val="clear" w:color="000000" w:fill="auto"/>
+    </w:rPr>
+  </w:style>
+  <w:style w:type="table" w:customStyle="1" w:styleId="af4">
     <w:name w:val="三线表"/>
     <w:basedOn w:val="a2"/>
     <w:uiPriority w:val="99"/>
-    <w:rsid w:val="00974A56"/>
     <w:rPr>
       <w:rFonts w:ascii="Times New Roman" w:hAnsi="Times New Roman"/>
       <w:sz w:val="24"/>
@@ -872,26 +1071,10 @@
       </w:tcPr>
     </w:tblStylePr>
   </w:style>
-  <w:style w:type="paragraph" w:customStyle="1" w:styleId="71">
-    <w:name w:val="目录 71"/>
-    <w:next w:val="a"/>
-    <w:qFormat/>
-    <w:rsid w:val="00815093"/>
-    <w:pPr>
-      <w:wordWrap w:val="0"/>
-      <w:ind w:left="2125"/>
-      <w:jc w:val="both"/>
-    </w:pPr>
-    <w:rPr>
-      <w:rFonts w:ascii="Times New Roman" w:hAnsi="Times New Roman"/>
-      <w:sz w:val="21"/>
-    </w:rPr>
-  </w:style>
   <w:style w:type="paragraph" w:customStyle="1" w:styleId="reader-word-layer">
     <w:name w:val="reader-word-layer"/>
     <w:basedOn w:val="a"/>
     <w:qFormat/>
-    <w:rsid w:val="00815093"/>
     <w:pPr>
       <w:spacing w:before="100" w:beforeAutospacing="1" w:after="100" w:afterAutospacing="1"/>
       <w:jc w:val="left"/>
@@ -905,7 +1088,6 @@
     <w:name w:val="标题 1 字符"/>
     <w:basedOn w:val="a1"/>
     <w:link w:val="1"/>
-    <w:rsid w:val="00F5565B"/>
     <w:rPr>
       <w:rFonts w:ascii="Times New Roman" w:eastAsia="黑体"/>
       <w:b/>
@@ -916,27 +1098,16 @@
     <w:name w:val="标题 2 字符"/>
     <w:basedOn w:val="a1"/>
     <w:link w:val="2"/>
-    <w:rsid w:val="00815093"/>
     <w:rPr>
       <w:rFonts w:ascii="等线 Light" w:eastAsia="等线 Light" w:hAnsi="Times New Roman"/>
       <w:b/>
       <w:sz w:val="32"/>
     </w:rPr>
   </w:style>
-  <w:style w:type="paragraph" w:styleId="a0">
-    <w:name w:val="Normal Indent"/>
-    <w:basedOn w:val="a"/>
-    <w:qFormat/>
-    <w:rsid w:val="00815093"/>
-    <w:pPr>
-      <w:ind w:firstLine="420"/>
-    </w:pPr>
-  </w:style>
   <w:style w:type="character" w:customStyle="1" w:styleId="30">
     <w:name w:val="标题 3 字符"/>
     <w:basedOn w:val="a1"/>
     <w:link w:val="3"/>
-    <w:rsid w:val="00815093"/>
     <w:rPr>
       <w:rFonts w:ascii="Times New Roman" w:hAnsi="Times New Roman"/>
       <w:sz w:val="21"/>
@@ -946,173 +1117,67 @@
     <w:name w:val="标题 9 字符"/>
     <w:basedOn w:val="a1"/>
     <w:link w:val="9"/>
-    <w:rsid w:val="00815093"/>
     <w:rPr>
       <w:rFonts w:ascii="Times New Roman"/>
       <w:sz w:val="21"/>
     </w:rPr>
   </w:style>
-  <w:style w:type="paragraph" w:styleId="TOC8">
-    <w:name w:val="toc 8"/>
-    <w:basedOn w:val="a"/>
-    <w:next w:val="a"/>
-    <w:qFormat/>
-    <w:rsid w:val="00815093"/>
-    <w:pPr>
-      <w:wordWrap w:val="0"/>
-      <w:ind w:left="2550"/>
-    </w:pPr>
-    <w:rPr>
-      <w:rFonts w:ascii="Calibri" w:hAnsi="Calibri"/>
-    </w:rPr>
-  </w:style>
-  <w:style w:type="paragraph" w:styleId="a5">
-    <w:name w:val="header"/>
-    <w:basedOn w:val="a"/>
-    <w:next w:val="71"/>
-    <w:link w:val="a6"/>
-    <w:qFormat/>
-    <w:rsid w:val="00815093"/>
-    <w:pPr>
-      <w:jc w:val="center"/>
-    </w:pPr>
-    <w:rPr>
-      <w:sz w:val="18"/>
-    </w:rPr>
-  </w:style>
-  <w:style w:type="character" w:customStyle="1" w:styleId="a6">
+  <w:style w:type="character" w:customStyle="1" w:styleId="ad">
     <w:name w:val="页眉 字符"/>
     <w:basedOn w:val="a1"/>
-    <w:link w:val="a5"/>
-    <w:rsid w:val="00815093"/>
+    <w:link w:val="ac"/>
     <w:rPr>
       <w:rFonts w:ascii="Times New Roman" w:hAnsi="Times New Roman"/>
       <w:sz w:val="18"/>
     </w:rPr>
   </w:style>
-  <w:style w:type="paragraph" w:styleId="a7">
-    <w:name w:val="footer"/>
-    <w:basedOn w:val="a"/>
-    <w:next w:val="TOC8"/>
-    <w:link w:val="a8"/>
+  <w:style w:type="character" w:customStyle="1" w:styleId="ab">
+    <w:name w:val="页脚 字符"/>
+    <w:basedOn w:val="a1"/>
+    <w:link w:val="aa"/>
     <w:uiPriority w:val="99"/>
     <w:qFormat/>
-    <w:rsid w:val="00815093"/>
-    <w:rPr>
-      <w:sz w:val="18"/>
-    </w:rPr>
-  </w:style>
-  <w:style w:type="character" w:customStyle="1" w:styleId="a8">
-    <w:name w:val="页脚 字符"/>
-    <w:basedOn w:val="a1"/>
-    <w:link w:val="a7"/>
-    <w:uiPriority w:val="99"/>
-    <w:qFormat/>
-    <w:rsid w:val="00815093"/>
     <w:rPr>
       <w:rFonts w:ascii="Times New Roman" w:hAnsi="Times New Roman"/>
       <w:sz w:val="18"/>
     </w:rPr>
   </w:style>
-  <w:style w:type="character" w:styleId="a9">
-    <w:name w:val="page number"/>
-    <w:basedOn w:val="a1"/>
-    <w:qFormat/>
-    <w:rsid w:val="00815093"/>
-    <w:rPr>
-      <w:sz w:val="20"/>
-    </w:rPr>
-  </w:style>
-  <w:style w:type="paragraph" w:styleId="aa">
-    <w:name w:val="Body Text"/>
-    <w:basedOn w:val="a"/>
-    <w:link w:val="ab"/>
+  <w:style w:type="character" w:customStyle="1" w:styleId="a5">
+    <w:name w:val="正文文本 字符"/>
+    <w:basedOn w:val="a1"/>
+    <w:link w:val="a4"/>
     <w:uiPriority w:val="99"/>
-    <w:unhideWhenUsed/>
-    <w:qFormat/>
-    <w:rsid w:val="00815093"/>
-    <w:pPr>
-      <w:spacing w:after="120"/>
-    </w:pPr>
-  </w:style>
-  <w:style w:type="character" w:customStyle="1" w:styleId="ab">
-    <w:name w:val="正文文本 字符"/>
-    <w:basedOn w:val="a1"/>
-    <w:link w:val="aa"/>
-    <w:uiPriority w:val="99"/>
-    <w:rsid w:val="00815093"/>
     <w:rPr>
       <w:rFonts w:ascii="Times New Roman" w:hAnsi="Times New Roman"/>
       <w:sz w:val="21"/>
     </w:rPr>
   </w:style>
-  <w:style w:type="paragraph" w:styleId="ac">
-    <w:name w:val="Body Text Indent"/>
-    <w:basedOn w:val="a"/>
-    <w:link w:val="ad"/>
-    <w:qFormat/>
-    <w:rsid w:val="00815093"/>
-    <w:pPr>
-      <w:ind w:firstLine="480"/>
-    </w:pPr>
-    <w:rPr>
-      <w:rFonts w:ascii="宋体" w:hAnsi="宋体"/>
-    </w:rPr>
-  </w:style>
-  <w:style w:type="character" w:customStyle="1" w:styleId="ad">
+  <w:style w:type="character" w:customStyle="1" w:styleId="a7">
     <w:name w:val="正文文本缩进 字符"/>
     <w:basedOn w:val="a1"/>
-    <w:link w:val="ac"/>
-    <w:rsid w:val="00815093"/>
+    <w:link w:val="a6"/>
     <w:rPr>
       <w:rFonts w:ascii="宋体" w:hAnsi="宋体"/>
       <w:sz w:val="24"/>
     </w:rPr>
   </w:style>
-  <w:style w:type="character" w:styleId="ae">
-    <w:name w:val="Hyperlink"/>
-    <w:unhideWhenUsed/>
-    <w:qFormat/>
-    <w:rsid w:val="00815093"/>
-    <w:rPr>
-      <w:color w:val="0000FF"/>
-      <w:w w:val="100"/>
-      <w:sz w:val="20"/>
-      <w:szCs w:val="20"/>
-      <w:u w:val="single"/>
-      <w:shd w:val="clear" w:color="000000" w:fill="auto"/>
-    </w:rPr>
-  </w:style>
-  <w:style w:type="paragraph" w:styleId="af">
-    <w:name w:val="Balloon Text"/>
-    <w:basedOn w:val="a"/>
-    <w:link w:val="af0"/>
-    <w:qFormat/>
-    <w:rsid w:val="00815093"/>
-    <w:rPr>
-      <w:sz w:val="18"/>
-      <w:szCs w:val="18"/>
-    </w:rPr>
-  </w:style>
-  <w:style w:type="character" w:customStyle="1" w:styleId="af0">
+  <w:style w:type="character" w:customStyle="1" w:styleId="a9">
     <w:name w:val="批注框文本 字符"/>
     <w:basedOn w:val="a1"/>
-    <w:link w:val="af"/>
-    <w:qFormat/>
-    <w:rsid w:val="00815093"/>
+    <w:link w:val="a8"/>
+    <w:qFormat/>
     <w:rPr>
       <w:rFonts w:ascii="Times New Roman" w:hAnsi="Times New Roman"/>
       <w:sz w:val="18"/>
       <w:szCs w:val="18"/>
     </w:rPr>
   </w:style>
-  <w:style w:type="paragraph" w:styleId="af1">
+  <w:style w:type="paragraph" w:styleId="af5">
     <w:name w:val="List Paragraph"/>
     <w:basedOn w:val="a"/>
     <w:uiPriority w:val="99"/>
     <w:unhideWhenUsed/>
     <w:qFormat/>
-    <w:rsid w:val="00815093"/>
     <w:pPr>
       <w:ind w:firstLine="420"/>
     </w:pPr>
@@ -1122,7 +1187,6 @@
     <w:basedOn w:val="a1"/>
     <w:link w:val="4"/>
     <w:semiHidden/>
-    <w:rsid w:val="009A0D0C"/>
     <w:rPr>
       <w:rFonts w:asciiTheme="minorHAnsi" w:eastAsiaTheme="minorEastAsia" w:hAnsiTheme="minorHAnsi" w:cstheme="majorBidi"/>
       <w:color w:val="2E74B5" w:themeColor="accent1" w:themeShade="BF"/>
@@ -1135,7 +1199,6 @@
     <w:basedOn w:val="a1"/>
     <w:link w:val="5"/>
     <w:semiHidden/>
-    <w:rsid w:val="009A0D0C"/>
     <w:rPr>
       <w:rFonts w:asciiTheme="minorHAnsi" w:eastAsiaTheme="minorEastAsia" w:hAnsiTheme="minorHAnsi" w:cstheme="majorBidi"/>
       <w:color w:val="2E74B5" w:themeColor="accent1" w:themeShade="BF"/>
@@ -1148,7 +1211,6 @@
     <w:basedOn w:val="a1"/>
     <w:link w:val="6"/>
     <w:semiHidden/>
-    <w:rsid w:val="009A0D0C"/>
     <w:rPr>
       <w:rFonts w:asciiTheme="minorHAnsi" w:eastAsiaTheme="minorEastAsia" w:hAnsiTheme="minorHAnsi" w:cstheme="majorBidi"/>
       <w:b/>
@@ -1162,7 +1224,6 @@
     <w:basedOn w:val="a1"/>
     <w:link w:val="7"/>
     <w:semiHidden/>
-    <w:rsid w:val="009A0D0C"/>
     <w:rPr>
       <w:rFonts w:asciiTheme="minorHAnsi" w:eastAsiaTheme="minorEastAsia" w:hAnsiTheme="minorHAnsi" w:cstheme="majorBidi"/>
       <w:b/>
@@ -1176,25 +1237,16 @@
     <w:basedOn w:val="a1"/>
     <w:link w:val="8"/>
     <w:semiHidden/>
-    <w:rsid w:val="009A0D0C"/>
     <w:rPr>
       <w:rFonts w:asciiTheme="minorHAnsi" w:eastAsiaTheme="minorEastAsia" w:hAnsiTheme="minorHAnsi" w:cstheme="majorBidi"/>
       <w:color w:val="595959" w:themeColor="text1" w:themeTint="A6"/>
       <w:sz w:val="21"/>
     </w:rPr>
   </w:style>
-  <w:style w:type="paragraph" w:styleId="af2">
-    <w:name w:val="Title"/>
-    <w:basedOn w:val="a"/>
-    <w:next w:val="a"/>
-    <w:link w:val="af3"/>
-    <w:qFormat/>
-    <w:rsid w:val="009A0D0C"/>
-    <w:pPr>
-      <w:spacing w:after="80"/>
-      <w:contextualSpacing/>
-      <w:jc w:val="center"/>
-    </w:pPr>
+  <w:style w:type="character" w:customStyle="1" w:styleId="af1">
+    <w:name w:val="标题 字符"/>
+    <w:basedOn w:val="a1"/>
+    <w:link w:val="af0"/>
     <w:rPr>
       <w:rFonts w:asciiTheme="majorHAnsi" w:eastAsiaTheme="majorEastAsia" w:hAnsiTheme="majorHAnsi" w:cstheme="majorBidi"/>
       <w:spacing w:val="-10"/>
@@ -1203,34 +1255,10 @@
       <w:szCs w:val="56"/>
     </w:rPr>
   </w:style>
-  <w:style w:type="character" w:customStyle="1" w:styleId="af3">
-    <w:name w:val="标题 字符"/>
-    <w:basedOn w:val="a1"/>
-    <w:link w:val="af2"/>
-    <w:rsid w:val="009A0D0C"/>
-    <w:rPr>
-      <w:rFonts w:asciiTheme="majorHAnsi" w:eastAsiaTheme="majorEastAsia" w:hAnsiTheme="majorHAnsi" w:cstheme="majorBidi"/>
-      <w:spacing w:val="-10"/>
-      <w:kern w:val="28"/>
-      <w:sz w:val="56"/>
-      <w:szCs w:val="56"/>
-    </w:rPr>
-  </w:style>
-  <w:style w:type="paragraph" w:styleId="af4">
-    <w:name w:val="Subtitle"/>
-    <w:basedOn w:val="a"/>
-    <w:next w:val="a"/>
-    <w:link w:val="af5"/>
-    <w:qFormat/>
-    <w:rsid w:val="009A0D0C"/>
-    <w:pPr>
-      <w:numPr>
-        <w:ilvl w:val="1"/>
-      </w:numPr>
-      <w:spacing w:after="160"/>
-      <w:ind w:firstLineChars="200" w:firstLine="200"/>
-      <w:jc w:val="center"/>
-    </w:pPr>
+  <w:style w:type="character" w:customStyle="1" w:styleId="af">
+    <w:name w:val="副标题 字符"/>
+    <w:basedOn w:val="a1"/>
+    <w:link w:val="ae"/>
     <w:rPr>
       <w:rFonts w:asciiTheme="majorHAnsi" w:eastAsiaTheme="majorEastAsia" w:hAnsiTheme="majorHAnsi" w:cstheme="majorBidi"/>
       <w:color w:val="595959" w:themeColor="text1" w:themeTint="A6"/>
@@ -1239,26 +1267,12 @@
       <w:szCs w:val="28"/>
     </w:rPr>
   </w:style>
-  <w:style w:type="character" w:customStyle="1" w:styleId="af5">
-    <w:name w:val="副标题 字符"/>
-    <w:basedOn w:val="a1"/>
-    <w:link w:val="af4"/>
-    <w:rsid w:val="009A0D0C"/>
-    <w:rPr>
-      <w:rFonts w:asciiTheme="majorHAnsi" w:eastAsiaTheme="majorEastAsia" w:hAnsiTheme="majorHAnsi" w:cstheme="majorBidi"/>
-      <w:color w:val="595959" w:themeColor="text1" w:themeTint="A6"/>
-      <w:spacing w:val="15"/>
-      <w:sz w:val="28"/>
-      <w:szCs w:val="28"/>
-    </w:rPr>
-  </w:style>
   <w:style w:type="paragraph" w:styleId="af6">
     <w:name w:val="Quote"/>
     <w:basedOn w:val="a"/>
     <w:next w:val="a"/>
     <w:link w:val="af7"/>
     <w:uiPriority w:val="29"/>
-    <w:rsid w:val="009A0D0C"/>
     <w:pPr>
       <w:spacing w:before="160" w:after="160"/>
       <w:jc w:val="center"/>
@@ -1274,7 +1288,6 @@
     <w:basedOn w:val="a1"/>
     <w:link w:val="af6"/>
     <w:uiPriority w:val="29"/>
-    <w:rsid w:val="009A0D0C"/>
     <w:rPr>
       <w:rFonts w:ascii="Times New Roman" w:hAnsi="Times New Roman"/>
       <w:i/>
@@ -1283,25 +1296,23 @@
       <w:sz w:val="21"/>
     </w:rPr>
   </w:style>
-  <w:style w:type="character" w:styleId="af8">
-    <w:name w:val="Intense Emphasis"/>
+  <w:style w:type="character" w:customStyle="1" w:styleId="11">
+    <w:name w:val="明显强调1"/>
     <w:basedOn w:val="a1"/>
     <w:uiPriority w:val="21"/>
     <w:qFormat/>
-    <w:rsid w:val="009A0D0C"/>
     <w:rPr>
       <w:i/>
       <w:iCs/>
       <w:color w:val="2E74B5" w:themeColor="accent1" w:themeShade="BF"/>
     </w:rPr>
   </w:style>
-  <w:style w:type="paragraph" w:styleId="af9">
+  <w:style w:type="paragraph" w:styleId="af8">
     <w:name w:val="Intense Quote"/>
     <w:basedOn w:val="a"/>
     <w:next w:val="a"/>
-    <w:link w:val="afa"/>
+    <w:link w:val="af9"/>
     <w:uiPriority w:val="30"/>
-    <w:rsid w:val="009A0D0C"/>
     <w:pPr>
       <w:pBdr>
         <w:top w:val="single" w:sz="4" w:space="10" w:color="2E74B5" w:themeColor="accent1" w:themeShade="BF"/>
@@ -1317,12 +1328,11 @@
       <w:color w:val="2E74B5" w:themeColor="accent1" w:themeShade="BF"/>
     </w:rPr>
   </w:style>
-  <w:style w:type="character" w:customStyle="1" w:styleId="afa">
+  <w:style w:type="character" w:customStyle="1" w:styleId="af9">
     <w:name w:val="明显引用 字符"/>
     <w:basedOn w:val="a1"/>
-    <w:link w:val="af9"/>
+    <w:link w:val="af8"/>
     <w:uiPriority w:val="30"/>
-    <w:rsid w:val="009A0D0C"/>
     <w:rPr>
       <w:rFonts w:ascii="Times New Roman" w:hAnsi="Times New Roman"/>
       <w:i/>
@@ -1331,12 +1341,11 @@
       <w:sz w:val="21"/>
     </w:rPr>
   </w:style>
-  <w:style w:type="character" w:styleId="afb">
-    <w:name w:val="Intense Reference"/>
+  <w:style w:type="character" w:customStyle="1" w:styleId="12">
+    <w:name w:val="明显参考1"/>
     <w:basedOn w:val="a1"/>
     <w:uiPriority w:val="32"/>
     <w:qFormat/>
-    <w:rsid w:val="009A0D0C"/>
     <w:rPr>
       <w:b/>
       <w:bCs/>
